--- a/01-会议纪要/会议纪要(2026.3.14).docx
+++ b/01-会议纪要/会议纪要(2026.3.14).docx
@@ -1,187 +1,928 @@
 
 <file path=word/document.xml><?xml version="1.0" encoding="utf-8"?>
-<w:document xmlns:w="http://schemas.openxmlformats.org/wordprocessingml/2006/main">
+<w:document xmlns:ns1="http://schemas.openxmlformats.org/markup-compatibility/2006" xmlns:ns2="http://schemas.microsoft.com/office/word/2010/wordml" xmlns:ns3="http://schemas.openxmlformats.org/drawingml/2006/wordprocessingDrawing" xmlns:ns4="http://schemas.openxmlformats.org/drawingml/2006/main" xmlns:ns5="http://schemas.microsoft.com/office/word/2010/wordprocessingShape" xmlns:ns6="urn:schemas-microsoft-com:vml" xmlns:ns7="urn:schemas-microsoft-com:office:office" xmlns:w="http://schemas.openxmlformats.org/wordprocessingml/2006/main" ns1:Ignorable="w14 w15 wp14">
   <w:body>
-    <w:p>
-      <w:pPr>
-        <w:jc w:val="center"/>
-      </w:pPr>
+    <w:tbl>
+      <w:tblPr>
+        <w:tblStyle w:val="4"/>
+        <w:tblpPr w:leftFromText="180" w:rightFromText="180" w:vertAnchor="page" w:horzAnchor="margin" w:tblpXSpec="center" w:tblpY="2328"/>
+        <w:tblOverlap w:val="never"/>
+        <w:tblW w:w="10173" w:type="dxa"/>
+        <w:tblInd w:w="0" w:type="dxa"/>
+        <w:tblBorders>
+          <w:top w:val="single" w:color="000000" w:themeColor="text1" w:sz="4" w:space="0"/>
+          <w:left w:val="single" w:color="000000" w:themeColor="text1" w:sz="4" w:space="0"/>
+          <w:bottom w:val="single" w:color="000000" w:themeColor="text1" w:sz="4" w:space="0"/>
+          <w:right w:val="single" w:color="000000" w:themeColor="text1" w:sz="4" w:space="0"/>
+          <w:insideH w:val="single" w:color="000000" w:themeColor="text1" w:sz="4" w:space="0"/>
+          <w:insideV w:val="single" w:color="000000" w:themeColor="text1" w:sz="4" w:space="0"/>
+        </w:tblBorders>
+        <w:tblLayout w:type="fixed"/>
+        <w:tblCellMar>
+          <w:top w:w="0" w:type="dxa"/>
+          <w:left w:w="108" w:type="dxa"/>
+          <w:bottom w:w="0" w:type="dxa"/>
+          <w:right w:w="108" w:type="dxa"/>
+        </w:tblCellMar>
+      </w:tblPr>
+      <w:tblGrid>
+        <w:gridCol w:w="1526"/>
+        <w:gridCol w:w="4961"/>
+        <w:gridCol w:w="1418"/>
+        <w:gridCol w:w="2268"/>
+      </w:tblGrid>
+      <w:tr ns2:paraId="4CF11BBA">
+        <w:tblPrEx>
+          <w:tblBorders>
+            <w:top w:val="single" w:color="000000" w:themeColor="text1" w:sz="4" w:space="0"/>
+            <w:left w:val="single" w:color="000000" w:themeColor="text1" w:sz="4" w:space="0"/>
+            <w:bottom w:val="single" w:color="000000" w:themeColor="text1" w:sz="4" w:space="0"/>
+            <w:right w:val="single" w:color="000000" w:themeColor="text1" w:sz="4" w:space="0"/>
+            <w:insideH w:val="single" w:color="000000" w:themeColor="text1" w:sz="4" w:space="0"/>
+            <w:insideV w:val="single" w:color="000000" w:themeColor="text1" w:sz="4" w:space="0"/>
+          </w:tblBorders>
+          <w:tblCellMar>
+            <w:top w:w="0" w:type="dxa"/>
+            <w:left w:w="108" w:type="dxa"/>
+            <w:bottom w:w="0" w:type="dxa"/>
+            <w:right w:w="108" w:type="dxa"/>
+          </w:tblCellMar>
+        </w:tblPrEx>
+        <w:trPr>
+          <w:trHeight w:val="680" w:hRule="atLeast"/>
+        </w:trPr>
+        <w:tc>
+          <w:tcPr>
+            <w:tcW w:w="1526" w:type="dxa"/>
+            <w:vAlign w:val="center"/>
+          </w:tcPr>
+          <w:p ns2:paraId="30E5C52B">
+            <w:pPr>
+              <w:jc w:val="center"/>
+              <w:rPr>
+                <w:rFonts w:ascii="微软雅黑" w:hAnsi="微软雅黑" w:eastAsia="微软雅黑" w:cs="微软雅黑"/>
+                <w:kern w:val="0"/>
+                <w:sz w:val="24"/>
+                <w:szCs w:val="24"/>
+              </w:rPr>
+            </w:pPr>
+            <w:r>
+              <w:rPr>
+                <w:rFonts w:hint="eastAsia" w:ascii="微软雅黑" w:hAnsi="微软雅黑" w:eastAsia="微软雅黑" w:cs="微软雅黑"/>
+                <w:kern w:val="0"/>
+                <w:sz w:val="24"/>
+                <w:szCs w:val="24"/>
+              </w:rPr>
+              <w:t>会议主题</w:t>
+            </w:r>
+          </w:p>
+        </w:tc>
+        <w:tc>
+          <w:tcPr>
+            <w:tcW w:w="8647" w:type="dxa"/>
+            <w:gridSpan w:val="3"/>
+            <w:vAlign w:val="center"/>
+          </w:tcPr>
+          <w:p>
+            <w:pPr>
+              <w:spacing w:after="120" w:line="360" w:lineRule="auto"/>
+            </w:pPr>
+            <w:r>
+              <w:rPr>
+                <w:rFonts w:ascii="微软雅黑" w:hAnsi="微软雅黑" w:eastAsia="微软雅黑" w:cs="微软雅黑"/>
+                <w:sz w:val="24"/>
+                <w:szCs w:val="24"/>
+              </w:rPr>
+              <w:t>项目初期商讨</w:t>
+            </w:r>
+          </w:p>
+        </w:tc>
+      </w:tr>
+      <w:tr ns2:paraId="30AC3AC9">
+        <w:tblPrEx>
+          <w:tblBorders>
+            <w:top w:val="single" w:color="000000" w:themeColor="text1" w:sz="4" w:space="0"/>
+            <w:left w:val="single" w:color="000000" w:themeColor="text1" w:sz="4" w:space="0"/>
+            <w:bottom w:val="single" w:color="000000" w:themeColor="text1" w:sz="4" w:space="0"/>
+            <w:right w:val="single" w:color="000000" w:themeColor="text1" w:sz="4" w:space="0"/>
+            <w:insideH w:val="single" w:color="000000" w:themeColor="text1" w:sz="4" w:space="0"/>
+            <w:insideV w:val="single" w:color="000000" w:themeColor="text1" w:sz="4" w:space="0"/>
+          </w:tblBorders>
+          <w:tblCellMar>
+            <w:top w:w="0" w:type="dxa"/>
+            <w:left w:w="108" w:type="dxa"/>
+            <w:bottom w:w="0" w:type="dxa"/>
+            <w:right w:w="108" w:type="dxa"/>
+          </w:tblCellMar>
+        </w:tblPrEx>
+        <w:trPr>
+          <w:trHeight w:val="680" w:hRule="atLeast"/>
+        </w:trPr>
+        <w:tc>
+          <w:tcPr>
+            <w:tcW w:w="1526" w:type="dxa"/>
+            <w:vAlign w:val="center"/>
+          </w:tcPr>
+          <w:p ns2:paraId="55A0B9C2">
+            <w:pPr>
+              <w:jc w:val="center"/>
+              <w:rPr>
+                <w:rFonts w:ascii="微软雅黑" w:hAnsi="微软雅黑" w:eastAsia="微软雅黑" w:cs="微软雅黑"/>
+                <w:kern w:val="0"/>
+                <w:sz w:val="24"/>
+                <w:szCs w:val="24"/>
+              </w:rPr>
+            </w:pPr>
+            <w:r>
+              <w:rPr>
+                <w:rFonts w:hint="eastAsia" w:ascii="微软雅黑" w:hAnsi="微软雅黑" w:eastAsia="微软雅黑" w:cs="微软雅黑"/>
+                <w:kern w:val="0"/>
+                <w:sz w:val="24"/>
+                <w:szCs w:val="24"/>
+              </w:rPr>
+              <w:t>参会人员</w:t>
+            </w:r>
+          </w:p>
+        </w:tc>
+        <w:tc>
+          <w:tcPr>
+            <w:tcW w:w="8647" w:type="dxa"/>
+            <w:gridSpan w:val="3"/>
+            <w:vAlign w:val="center"/>
+          </w:tcPr>
+          <w:p>
+            <w:pPr>
+              <w:spacing w:after="120" w:line="360" w:lineRule="auto"/>
+            </w:pPr>
+            <w:r>
+              <w:rPr>
+                <w:rFonts w:ascii="微软雅黑" w:hAnsi="微软雅黑" w:eastAsia="微软雅黑" w:cs="微软雅黑"/>
+                <w:sz w:val="24"/>
+                <w:szCs w:val="24"/>
+              </w:rPr>
+              <w:t>许霖烽，王振恺，虞子琰，袁萍，冯沛一</w:t>
+            </w:r>
+          </w:p>
+        </w:tc>
+      </w:tr>
+      <w:tr ns2:paraId="2AC0CDD6">
+        <w:tblPrEx>
+          <w:tblBorders>
+            <w:top w:val="single" w:color="000000" w:themeColor="text1" w:sz="4" w:space="0"/>
+            <w:left w:val="single" w:color="000000" w:themeColor="text1" w:sz="4" w:space="0"/>
+            <w:bottom w:val="single" w:color="000000" w:themeColor="text1" w:sz="4" w:space="0"/>
+            <w:right w:val="single" w:color="000000" w:themeColor="text1" w:sz="4" w:space="0"/>
+            <w:insideH w:val="single" w:color="000000" w:themeColor="text1" w:sz="4" w:space="0"/>
+            <w:insideV w:val="single" w:color="000000" w:themeColor="text1" w:sz="4" w:space="0"/>
+          </w:tblBorders>
+          <w:tblCellMar>
+            <w:top w:w="0" w:type="dxa"/>
+            <w:left w:w="108" w:type="dxa"/>
+            <w:bottom w:w="0" w:type="dxa"/>
+            <w:right w:w="108" w:type="dxa"/>
+          </w:tblCellMar>
+        </w:tblPrEx>
+        <w:trPr>
+          <w:trHeight w:val="690" w:hRule="atLeast"/>
+        </w:trPr>
+        <w:tc>
+          <w:tcPr>
+            <w:tcW w:w="1526" w:type="dxa"/>
+            <w:vAlign w:val="center"/>
+          </w:tcPr>
+          <w:p ns2:paraId="2ED8267A">
+            <w:pPr>
+              <w:jc w:val="center"/>
+              <w:rPr>
+                <w:rFonts w:ascii="微软雅黑" w:hAnsi="微软雅黑" w:eastAsia="微软雅黑" w:cs="微软雅黑"/>
+                <w:kern w:val="0"/>
+                <w:sz w:val="24"/>
+                <w:szCs w:val="24"/>
+              </w:rPr>
+            </w:pPr>
+            <w:r>
+              <w:rPr>
+                <w:rFonts w:hint="eastAsia" w:ascii="微软雅黑" w:hAnsi="微软雅黑" w:eastAsia="微软雅黑" w:cs="微软雅黑"/>
+                <w:kern w:val="0"/>
+                <w:sz w:val="24"/>
+                <w:szCs w:val="24"/>
+              </w:rPr>
+              <w:t>会议时间</w:t>
+            </w:r>
+          </w:p>
+        </w:tc>
+        <w:tc>
+          <w:tcPr>
+            <w:tcW w:w="4961" w:type="dxa"/>
+            <w:vAlign w:val="center"/>
+          </w:tcPr>
+          <w:p>
+            <w:pPr>
+              <w:spacing w:after="120" w:line="360" w:lineRule="auto"/>
+            </w:pPr>
+            <w:r>
+              <w:rPr>
+                <w:rFonts w:ascii="微软雅黑" w:hAnsi="微软雅黑" w:eastAsia="微软雅黑" w:cs="微软雅黑"/>
+                <w:sz w:val="24"/>
+                <w:szCs w:val="24"/>
+              </w:rPr>
+              <w:t>2026.3.14</w:t>
+            </w:r>
+          </w:p>
+        </w:tc>
+        <w:tc>
+          <w:tcPr>
+            <w:tcW w:w="1418" w:type="dxa"/>
+            <w:vAlign w:val="center"/>
+          </w:tcPr>
+          <w:p ns2:paraId="5C7BEAAC">
+            <w:pPr>
+              <w:jc w:val="center"/>
+              <w:rPr>
+                <w:rFonts w:ascii="微软雅黑" w:hAnsi="微软雅黑" w:eastAsia="微软雅黑" w:cs="微软雅黑"/>
+                <w:kern w:val="0"/>
+                <w:sz w:val="24"/>
+                <w:szCs w:val="24"/>
+              </w:rPr>
+            </w:pPr>
+            <w:r>
+              <w:rPr>
+                <w:rFonts w:hint="eastAsia" w:ascii="微软雅黑" w:hAnsi="微软雅黑" w:eastAsia="微软雅黑" w:cs="微软雅黑"/>
+                <w:kern w:val="0"/>
+                <w:sz w:val="24"/>
+                <w:szCs w:val="24"/>
+              </w:rPr>
+              <w:t>主持人</w:t>
+            </w:r>
+          </w:p>
+        </w:tc>
+        <w:tc>
+          <w:tcPr>
+            <w:tcW w:w="2268" w:type="dxa"/>
+            <w:vAlign w:val="center"/>
+          </w:tcPr>
+          <w:p>
+            <w:pPr>
+              <w:spacing w:after="120" w:line="360" w:lineRule="auto"/>
+              <w:jc w:val="center"/>
+            </w:pPr>
+            <w:r>
+              <w:rPr>
+                <w:rFonts w:ascii="微软雅黑" w:hAnsi="微软雅黑" w:eastAsia="微软雅黑" w:cs="微软雅黑"/>
+                <w:sz w:val="24"/>
+                <w:szCs w:val="24"/>
+              </w:rPr>
+              <w:t>许霖烽</w:t>
+            </w:r>
+          </w:p>
+        </w:tc>
+      </w:tr>
+      <w:tr ns2:paraId="4E2E6385">
+        <w:tblPrEx>
+          <w:tblBorders>
+            <w:top w:val="single" w:color="000000" w:themeColor="text1" w:sz="4" w:space="0"/>
+            <w:left w:val="single" w:color="000000" w:themeColor="text1" w:sz="4" w:space="0"/>
+            <w:bottom w:val="single" w:color="000000" w:themeColor="text1" w:sz="4" w:space="0"/>
+            <w:right w:val="single" w:color="000000" w:themeColor="text1" w:sz="4" w:space="0"/>
+            <w:insideH w:val="single" w:color="000000" w:themeColor="text1" w:sz="4" w:space="0"/>
+            <w:insideV w:val="single" w:color="000000" w:themeColor="text1" w:sz="4" w:space="0"/>
+          </w:tblBorders>
+          <w:tblCellMar>
+            <w:top w:w="0" w:type="dxa"/>
+            <w:left w:w="108" w:type="dxa"/>
+            <w:bottom w:w="0" w:type="dxa"/>
+            <w:right w:w="108" w:type="dxa"/>
+          </w:tblCellMar>
+        </w:tblPrEx>
+        <w:trPr>
+          <w:trHeight w:val="680" w:hRule="atLeast"/>
+        </w:trPr>
+        <w:tc>
+          <w:tcPr>
+            <w:tcW w:w="1526" w:type="dxa"/>
+            <w:vAlign w:val="center"/>
+          </w:tcPr>
+          <w:p ns2:paraId="679C5247">
+            <w:pPr>
+              <w:jc w:val="center"/>
+              <w:rPr>
+                <w:rFonts w:ascii="微软雅黑" w:hAnsi="微软雅黑" w:eastAsia="微软雅黑" w:cs="微软雅黑"/>
+                <w:kern w:val="0"/>
+                <w:sz w:val="24"/>
+                <w:szCs w:val="24"/>
+              </w:rPr>
+            </w:pPr>
+            <w:r>
+              <w:rPr>
+                <w:rFonts w:hint="eastAsia" w:ascii="微软雅黑" w:hAnsi="微软雅黑" w:eastAsia="微软雅黑" w:cs="微软雅黑"/>
+                <w:kern w:val="0"/>
+                <w:sz w:val="24"/>
+                <w:szCs w:val="24"/>
+              </w:rPr>
+              <w:t>会议地点</w:t>
+            </w:r>
+          </w:p>
+        </w:tc>
+        <w:tc>
+          <w:tcPr>
+            <w:tcW w:w="4961" w:type="dxa"/>
+            <w:vAlign w:val="center"/>
+          </w:tcPr>
+          <w:p>
+            <w:pPr>
+              <w:spacing w:after="120" w:line="360" w:lineRule="auto"/>
+            </w:pPr>
+            <w:r>
+              <w:rPr>
+                <w:rFonts w:ascii="微软雅黑" w:hAnsi="微软雅黑" w:eastAsia="微软雅黑" w:cs="微软雅黑"/>
+                <w:sz w:val="24"/>
+                <w:szCs w:val="24"/>
+              </w:rPr>
+              <w:t>理四-424</w:t>
+            </w:r>
+          </w:p>
+        </w:tc>
+        <w:tc>
+          <w:tcPr>
+            <w:tcW w:w="1418" w:type="dxa"/>
+            <w:vAlign w:val="center"/>
+          </w:tcPr>
+          <w:p ns2:paraId="71DF8929">
+            <w:pPr>
+              <w:jc w:val="center"/>
+              <w:rPr>
+                <w:rFonts w:ascii="微软雅黑" w:hAnsi="微软雅黑" w:eastAsia="微软雅黑" w:cs="微软雅黑"/>
+                <w:kern w:val="0"/>
+                <w:sz w:val="24"/>
+                <w:szCs w:val="24"/>
+              </w:rPr>
+            </w:pPr>
+            <w:r>
+              <w:rPr>
+                <w:rFonts w:hint="eastAsia" w:ascii="微软雅黑" w:hAnsi="微软雅黑" w:eastAsia="微软雅黑" w:cs="微软雅黑"/>
+                <w:kern w:val="0"/>
+                <w:sz w:val="24"/>
+                <w:szCs w:val="24"/>
+              </w:rPr>
+              <w:t>记录人</w:t>
+            </w:r>
+          </w:p>
+        </w:tc>
+        <w:tc>
+          <w:tcPr>
+            <w:tcW w:w="2268" w:type="dxa"/>
+            <w:vAlign w:val="center"/>
+          </w:tcPr>
+          <w:p>
+            <w:pPr>
+              <w:spacing w:after="120" w:line="360" w:lineRule="auto"/>
+              <w:jc w:val="center"/>
+            </w:pPr>
+            <w:r>
+              <w:rPr>
+                <w:rFonts w:ascii="微软雅黑" w:hAnsi="微软雅黑" w:eastAsia="微软雅黑" w:cs="微软雅黑"/>
+                <w:sz w:val="24"/>
+                <w:szCs w:val="24"/>
+              </w:rPr>
+              <w:t>袁萍</w:t>
+            </w:r>
+          </w:p>
+        </w:tc>
+      </w:tr>
+      <w:tr ns2:paraId="2EE2D24E">
+        <w:tblPrEx>
+          <w:tblBorders>
+            <w:top w:val="single" w:color="000000" w:themeColor="text1" w:sz="4" w:space="0"/>
+            <w:left w:val="single" w:color="000000" w:themeColor="text1" w:sz="4" w:space="0"/>
+            <w:bottom w:val="single" w:color="000000" w:themeColor="text1" w:sz="4" w:space="0"/>
+            <w:right w:val="single" w:color="000000" w:themeColor="text1" w:sz="4" w:space="0"/>
+            <w:insideH w:val="single" w:color="000000" w:themeColor="text1" w:sz="4" w:space="0"/>
+            <w:insideV w:val="single" w:color="000000" w:themeColor="text1" w:sz="4" w:space="0"/>
+          </w:tblBorders>
+          <w:tblCellMar>
+            <w:top w:w="0" w:type="dxa"/>
+            <w:left w:w="108" w:type="dxa"/>
+            <w:bottom w:w="0" w:type="dxa"/>
+            <w:right w:w="108" w:type="dxa"/>
+          </w:tblCellMar>
+        </w:tblPrEx>
+        <w:trPr>
+          <w:trHeight w:val="8504" w:hRule="atLeast"/>
+        </w:trPr>
+        <w:tc>
+          <w:tcPr>
+            <w:tcW w:w="1526" w:type="dxa"/>
+            <w:vAlign w:val="center"/>
+          </w:tcPr>
+          <w:p ns2:paraId="3C9EB232">
+            <w:pPr>
+              <w:jc w:val="center"/>
+              <w:rPr>
+                <w:rFonts w:ascii="微软雅黑" w:hAnsi="微软雅黑" w:eastAsia="微软雅黑" w:cs="微软雅黑"/>
+                <w:kern w:val="0"/>
+                <w:sz w:val="24"/>
+                <w:szCs w:val="24"/>
+              </w:rPr>
+            </w:pPr>
+            <w:r>
+              <w:rPr>
+                <w:rFonts w:hint="eastAsia" w:ascii="微软雅黑" w:hAnsi="微软雅黑" w:eastAsia="微软雅黑" w:cs="微软雅黑"/>
+                <w:kern w:val="0"/>
+                <w:sz w:val="24"/>
+                <w:szCs w:val="24"/>
+              </w:rPr>
+              <w:t>会</w:t>
+            </w:r>
+          </w:p>
+          <w:p ns2:paraId="3BD1B39E">
+            <w:pPr>
+              <w:jc w:val="center"/>
+              <w:rPr>
+                <w:rFonts w:ascii="微软雅黑" w:hAnsi="微软雅黑" w:eastAsia="微软雅黑" w:cs="微软雅黑"/>
+                <w:kern w:val="0"/>
+                <w:sz w:val="24"/>
+                <w:szCs w:val="24"/>
+              </w:rPr>
+            </w:pPr>
+            <w:r>
+              <w:rPr>
+                <w:rFonts w:hint="eastAsia" w:ascii="微软雅黑" w:hAnsi="微软雅黑" w:eastAsia="微软雅黑" w:cs="微软雅黑"/>
+                <w:kern w:val="0"/>
+                <w:sz w:val="24"/>
+                <w:szCs w:val="24"/>
+              </w:rPr>
+              <w:t>议</w:t>
+            </w:r>
+          </w:p>
+          <w:p ns2:paraId="1C400A69">
+            <w:pPr>
+              <w:jc w:val="center"/>
+              <w:rPr>
+                <w:rFonts w:ascii="微软雅黑" w:hAnsi="微软雅黑" w:eastAsia="微软雅黑" w:cs="微软雅黑"/>
+                <w:kern w:val="0"/>
+                <w:sz w:val="24"/>
+                <w:szCs w:val="24"/>
+              </w:rPr>
+            </w:pPr>
+            <w:r>
+              <w:rPr>
+                <w:rFonts w:hint="eastAsia" w:ascii="微软雅黑" w:hAnsi="微软雅黑" w:eastAsia="微软雅黑" w:cs="微软雅黑"/>
+                <w:kern w:val="0"/>
+                <w:sz w:val="24"/>
+                <w:szCs w:val="24"/>
+              </w:rPr>
+              <w:t>主</w:t>
+            </w:r>
+          </w:p>
+          <w:p ns2:paraId="7359E8B4">
+            <w:pPr>
+              <w:jc w:val="center"/>
+              <w:rPr>
+                <w:rFonts w:ascii="微软雅黑" w:hAnsi="微软雅黑" w:eastAsia="微软雅黑" w:cs="微软雅黑"/>
+                <w:kern w:val="0"/>
+                <w:sz w:val="24"/>
+                <w:szCs w:val="24"/>
+              </w:rPr>
+            </w:pPr>
+            <w:r>
+              <w:rPr>
+                <w:rFonts w:hint="eastAsia" w:ascii="微软雅黑" w:hAnsi="微软雅黑" w:eastAsia="微软雅黑" w:cs="微软雅黑"/>
+                <w:kern w:val="0"/>
+                <w:sz w:val="24"/>
+                <w:szCs w:val="24"/>
+              </w:rPr>
+              <w:t>要</w:t>
+            </w:r>
+          </w:p>
+          <w:p ns2:paraId="3C5F1EEF">
+            <w:pPr>
+              <w:jc w:val="center"/>
+              <w:rPr>
+                <w:rFonts w:ascii="微软雅黑" w:hAnsi="微软雅黑" w:eastAsia="微软雅黑" w:cs="微软雅黑"/>
+                <w:kern w:val="0"/>
+                <w:sz w:val="24"/>
+                <w:szCs w:val="24"/>
+              </w:rPr>
+            </w:pPr>
+            <w:r>
+              <w:rPr>
+                <w:rFonts w:hint="eastAsia" w:ascii="微软雅黑" w:hAnsi="微软雅黑" w:eastAsia="微软雅黑" w:cs="微软雅黑"/>
+                <w:kern w:val="0"/>
+                <w:sz w:val="24"/>
+                <w:szCs w:val="24"/>
+              </w:rPr>
+              <w:t>内</w:t>
+            </w:r>
+          </w:p>
+          <w:p ns2:paraId="36BE8651">
+            <w:pPr>
+              <w:jc w:val="center"/>
+              <w:rPr>
+                <w:rFonts w:ascii="微软雅黑" w:hAnsi="微软雅黑" w:eastAsia="微软雅黑" w:cs="微软雅黑"/>
+                <w:kern w:val="0"/>
+                <w:sz w:val="24"/>
+                <w:szCs w:val="24"/>
+              </w:rPr>
+            </w:pPr>
+            <w:r>
+              <w:rPr>
+                <w:rFonts w:hint="eastAsia" w:ascii="微软雅黑" w:hAnsi="微软雅黑" w:eastAsia="微软雅黑" w:cs="微软雅黑"/>
+                <w:kern w:val="0"/>
+                <w:sz w:val="24"/>
+                <w:szCs w:val="24"/>
+              </w:rPr>
+              <w:t>容</w:t>
+            </w:r>
+          </w:p>
+        </w:tc>
+        <w:tc>
+          <w:tcPr>
+            <w:tcW w:w="8647" w:type="dxa"/>
+            <w:gridSpan w:val="3"/>
+            <w:vAlign w:val="center"/>
+          </w:tcPr>
+          <w:p>
+            <w:pPr>
+              <w:spacing w:after="0" w:line="360" w:lineRule="auto"/>
+              <w:jc w:val="both"/>
+            </w:pPr>
+            <w:r>
+              <w:rPr>
+                <w:rFonts w:ascii="宋体" w:hAnsi="宋体" w:eastAsia="宋体" w:cs="宋体"/>
+                <w:b/>
+                <w:sz w:val="28"/>
+                <w:szCs w:val="28"/>
+              </w:rPr>
+              <w:t>（一）会议主要内容</w:t>
+            </w:r>
+          </w:p>
+          <w:p>
+            <w:pPr>
+              <w:spacing w:after="120" w:line="360" w:lineRule="auto"/>
+              <w:ind w:firstLine="480"/>
+            </w:pPr>
+            <w:r>
+              <w:rPr>
+                <w:rFonts w:ascii="宋体" w:hAnsi="宋体" w:eastAsia="宋体" w:cs="宋体"/>
+                <w:sz w:val="24"/>
+                <w:szCs w:val="24"/>
+              </w:rPr>
+              <w:t>1. 组长对校务智能问答机器人项目进行总体介绍，说明课程任务、预期交付物和团队协作方式。</w:t>
+            </w:r>
+          </w:p>
+          <w:p>
+            <w:pPr>
+              <w:spacing w:after="120" w:line="360" w:lineRule="auto"/>
+              <w:ind w:firstLine="480"/>
+            </w:pPr>
+            <w:r>
+              <w:rPr>
+                <w:rFonts w:ascii="宋体" w:hAnsi="宋体" w:eastAsia="宋体" w:cs="宋体"/>
+                <w:sz w:val="24"/>
+                <w:szCs w:val="24"/>
+              </w:rPr>
+              <w:t>2. 团队讨论项目实施路径，对需求分析、计划编制、文档整理和阶段评审进行初步拆分。</w:t>
+            </w:r>
+          </w:p>
+          <w:p>
+            <w:pPr>
+              <w:spacing w:after="120" w:line="360" w:lineRule="auto"/>
+              <w:ind w:firstLine="480"/>
+            </w:pPr>
+            <w:r>
+              <w:rPr>
+                <w:rFonts w:ascii="宋体" w:hAnsi="宋体" w:eastAsia="宋体" w:cs="宋体"/>
+                <w:sz w:val="24"/>
+                <w:szCs w:val="24"/>
+              </w:rPr>
+              <w:t>3. 建立初步里程碑，明确近期需完成项目章程、可行性分析、需求工程项目计划、PPT和会议记录。</w:t>
+            </w:r>
+          </w:p>
+          <w:p>
+            <w:pPr>
+              <w:spacing w:after="120" w:line="360" w:lineRule="auto"/>
+              <w:ind w:firstLine="480"/>
+            </w:pPr>
+            <w:r>
+              <w:rPr>
+                <w:rFonts w:ascii="宋体" w:hAnsi="宋体" w:eastAsia="宋体" w:cs="宋体"/>
+                <w:sz w:val="24"/>
+                <w:szCs w:val="24"/>
+              </w:rPr>
+              <w:t>4. 确认本周成果统一在2026-03-15 20:00前提交给组长汇总。</w:t>
+            </w:r>
+          </w:p>
+          <w:p>
+            <w:pPr>
+              <w:spacing w:after="0" w:line="360" w:lineRule="auto"/>
+              <w:jc w:val="both"/>
+            </w:pPr>
+            <w:r>
+              <w:rPr>
+                <w:rFonts w:ascii="宋体" w:hAnsi="宋体" w:eastAsia="宋体" w:cs="宋体"/>
+                <w:b/>
+                <w:sz w:val="28"/>
+                <w:szCs w:val="28"/>
+              </w:rPr>
+              <w:t>（二）任务分工</w:t>
+            </w:r>
+          </w:p>
+          <w:p>
+            <w:pPr>
+              <w:spacing w:after="120" w:line="360" w:lineRule="auto"/>
+              <w:ind w:firstLine="480"/>
+            </w:pPr>
+            <w:r>
+              <w:rPr>
+                <w:rFonts w:ascii="宋体" w:hAnsi="宋体" w:eastAsia="宋体" w:cs="宋体"/>
+                <w:sz w:val="24"/>
+                <w:szCs w:val="24"/>
+              </w:rPr>
+              <w:t>许霖烽：统筹规划汇总，协调成员提交材料并检查整体一致性。</w:t>
+            </w:r>
+          </w:p>
+          <w:p>
+            <w:pPr>
+              <w:spacing w:after="120" w:line="360" w:lineRule="auto"/>
+              <w:ind w:firstLine="480"/>
+            </w:pPr>
+            <w:r>
+              <w:rPr>
+                <w:rFonts w:ascii="宋体" w:hAnsi="宋体" w:eastAsia="宋体" w:cs="宋体"/>
+                <w:sz w:val="24"/>
+                <w:szCs w:val="24"/>
+              </w:rPr>
+              <w:t>虞子琰：撰写可行性分析报告，补充项目背景、可行性判断和风险说明。</w:t>
+            </w:r>
+          </w:p>
+          <w:p>
+            <w:pPr>
+              <w:spacing w:after="120" w:line="360" w:lineRule="auto"/>
+              <w:ind w:firstLine="480"/>
+            </w:pPr>
+            <w:r>
+              <w:rPr>
+                <w:rFonts w:ascii="宋体" w:hAnsi="宋体" w:eastAsia="宋体" w:cs="宋体"/>
+                <w:sz w:val="24"/>
+                <w:szCs w:val="24"/>
+              </w:rPr>
+              <w:t>王振恺：撰写需求工程项目计划，明确阶段安排、工作内容和交付节点。</w:t>
+            </w:r>
+          </w:p>
+          <w:p>
+            <w:pPr>
+              <w:spacing w:after="120" w:line="360" w:lineRule="auto"/>
+              <w:ind w:firstLine="480"/>
+            </w:pPr>
+            <w:r>
+              <w:rPr>
+                <w:rFonts w:ascii="宋体" w:hAnsi="宋体" w:eastAsia="宋体" w:cs="宋体"/>
+                <w:sz w:val="24"/>
+                <w:szCs w:val="24"/>
+              </w:rPr>
+              <w:t>袁萍：撰写PPT和会议记录，整理本次讨论结论。</w:t>
+            </w:r>
+          </w:p>
+          <w:p>
+            <w:pPr>
+              <w:spacing w:after="120" w:line="360" w:lineRule="auto"/>
+              <w:ind w:firstLine="480"/>
+            </w:pPr>
+            <w:r>
+              <w:rPr>
+                <w:rFonts w:ascii="宋体" w:hAnsi="宋体" w:eastAsia="宋体" w:cs="宋体"/>
+                <w:sz w:val="24"/>
+                <w:szCs w:val="24"/>
+              </w:rPr>
+              <w:t>冯沛一：撰写项目章程，明确项目目标、范围、角色和约束。</w:t>
+            </w:r>
+          </w:p>
+        </w:tc>
+      </w:tr>
+      <w:tr ns2:paraId="3C1CDD00">
+        <w:tblPrEx>
+          <w:tblBorders>
+            <w:top w:val="single" w:color="000000" w:themeColor="text1" w:sz="4" w:space="0"/>
+            <w:left w:val="single" w:color="000000" w:themeColor="text1" w:sz="4" w:space="0"/>
+            <w:bottom w:val="single" w:color="000000" w:themeColor="text1" w:sz="4" w:space="0"/>
+            <w:right w:val="single" w:color="000000" w:themeColor="text1" w:sz="4" w:space="0"/>
+            <w:insideH w:val="single" w:color="000000" w:themeColor="text1" w:sz="4" w:space="0"/>
+            <w:insideV w:val="single" w:color="000000" w:themeColor="text1" w:sz="4" w:space="0"/>
+          </w:tblBorders>
+          <w:tblCellMar>
+            <w:top w:w="0" w:type="dxa"/>
+            <w:left w:w="108" w:type="dxa"/>
+            <w:bottom w:w="0" w:type="dxa"/>
+            <w:right w:w="108" w:type="dxa"/>
+          </w:tblCellMar>
+        </w:tblPrEx>
+        <w:trPr>
+          <w:trHeight w:val="1814" w:hRule="atLeast"/>
+        </w:trPr>
+        <w:tc>
+          <w:tcPr>
+            <w:tcW w:w="1526" w:type="dxa"/>
+            <w:vAlign w:val="center"/>
+          </w:tcPr>
+          <w:p ns2:paraId="49298606">
+            <w:pPr>
+              <w:jc w:val="center"/>
+              <w:rPr>
+                <w:rFonts w:ascii="微软雅黑" w:hAnsi="微软雅黑" w:eastAsia="微软雅黑" w:cs="微软雅黑"/>
+                <w:kern w:val="0"/>
+                <w:sz w:val="24"/>
+                <w:szCs w:val="24"/>
+              </w:rPr>
+            </w:pPr>
+            <w:r>
+              <w:rPr>
+                <w:rFonts w:hint="eastAsia" w:ascii="微软雅黑" w:hAnsi="微软雅黑" w:eastAsia="微软雅黑" w:cs="微软雅黑"/>
+                <w:kern w:val="0"/>
+                <w:sz w:val="24"/>
+                <w:szCs w:val="24"/>
+              </w:rPr>
+              <w:t>备注</w:t>
+            </w:r>
+          </w:p>
+        </w:tc>
+        <w:tc>
+          <w:tcPr>
+            <w:tcW w:w="8647" w:type="dxa"/>
+            <w:gridSpan w:val="3"/>
+            <w:vAlign w:val="center"/>
+          </w:tcPr>
+          <w:p>
+            <w:pPr>
+              <w:spacing w:after="120" w:line="360" w:lineRule="auto"/>
+            </w:pPr>
+            <w:r>
+              <w:rPr>
+                <w:rFonts w:ascii="微软雅黑" w:hAnsi="微软雅黑" w:eastAsia="微软雅黑" w:cs="微软雅黑"/>
+                <w:sz w:val="24"/>
+                <w:szCs w:val="24"/>
+              </w:rPr>
+              <w:t>会议编号：G10-2026-01；本次会议为项目启动讨论，后续会议按日期顺序延续编号。</w:t>
+            </w:r>
+          </w:p>
+        </w:tc>
+      </w:tr>
+    </w:tbl>
+    <w:p ns2:paraId="1BB0573E">
       <w:r>
         <w:rPr>
-          <w:b/>
-          <w:sz w:val="32"/>
+          <w:rFonts w:ascii="微软雅黑" w:hAnsi="微软雅黑" w:eastAsia="微软雅黑" w:cs="微软雅黑"/>
+          <w:kern w:val="0"/>
+          <w:sz w:val="20"/>
+          <w:szCs w:val="20"/>
         </w:rPr>
-        <w:t xml:space="preserve">G10小组第01次会议纪要</w:t>
+        <ns1:AlternateContent>
+          <ns1:Choice Requires="wps">
+            <w:drawing>
+              <ns3:anchor distT="0" distB="0" distL="114300" distR="114300" simplePos="0" relativeHeight="251659264" behindDoc="0" locked="0" layoutInCell="1" allowOverlap="1">
+                <ns3:simplePos x="0" y="0"/>
+                <ns3:positionH relativeFrom="column">
+                  <ns3:posOffset>-643890</ns3:posOffset>
+                </ns3:positionH>
+                <ns3:positionV relativeFrom="paragraph">
+                  <ns3:posOffset>-448945</ns3:posOffset>
+                </ns3:positionV>
+                <ns3:extent cx="6546850" cy="1010285"/>
+                <ns3:effectExtent l="0" t="0" r="0" b="0"/>
+                <ns3:wrapNone/>
+                <ns3:docPr id="20" name="文本框 20"/>
+                <ns3:cNvGraphicFramePr/>
+                <ns4:graphic>
+                  <ns4:graphicData uri="http://schemas.microsoft.com/office/word/2010/wordprocessingShape">
+                    <ns5:wsp>
+                      <ns5:cNvSpPr txBox="1"/>
+                      <ns5:spPr>
+                        <ns4:xfrm>
+                          <ns4:off x="0" y="0"/>
+                          <ns4:ext cx="6546850" cy="1010285"/>
+                        </ns4:xfrm>
+                        <ns4:prstGeom prst="rect">
+                          <ns4:avLst/>
+                        </ns4:prstGeom>
+                        <ns4:noFill/>
+                        <ns4:ln w="6350">
+                          <ns4:noFill/>
+                        </ns4:ln>
+                        <ns4:effectLst/>
+                      </ns5:spPr>
+                      <ns5:style>
+                        <ns4:lnRef idx="0">
+                          <ns4:schemeClr val="accent1"/>
+                        </ns4:lnRef>
+                        <ns4:fillRef idx="0">
+                          <ns4:schemeClr val="accent1"/>
+                        </ns4:fillRef>
+                        <ns4:effectRef idx="0">
+                          <ns4:schemeClr val="accent1"/>
+                        </ns4:effectRef>
+                        <ns4:fontRef idx="minor">
+                          <ns4:schemeClr val="dk1"/>
+                        </ns4:fontRef>
+                      </ns5:style>
+                      <ns5:txbx>
+                        <w:txbxContent>
+                          <w:p ns2:paraId="518572BD">
+                            <w:pPr>
+                              <w:spacing w:after="156" w:afterLines="50"/>
+                              <w:jc w:val="center"/>
+                              <w:rPr>
+                                <w:rFonts w:ascii="宋体" w:hAnsi="宋体" w:eastAsia="宋体"/>
+                                <w:b/>
+                                <w:sz w:val="56"/>
+                                <w:szCs w:val="56"/>
+                              </w:rPr>
+                            </w:pPr>
+                            <w:r>
+                              <w:rPr>
+                                <w:rFonts w:hint="eastAsia" w:ascii="宋体" w:hAnsi="宋体" w:eastAsia="宋体"/>
+                                <w:b/>
+                                <w:sz w:val="56"/>
+                                <w:szCs w:val="56"/>
+                              </w:rPr>
+                              <w:t>会 议 纪 要</w:t>
+                            </w:r>
+                          </w:p>
+                          <w:p ns2:paraId="03EE037B">
+                            <w:pPr>
+                              <w:jc w:val="right"/>
+                              <w:rPr>
+                                <w:rFonts w:ascii="宋体" w:hAnsi="宋体" w:eastAsia="宋体"/>
+                                <w:b/>
+                                <w:sz w:val="20"/>
+                                <w:szCs w:val="21"/>
+                              </w:rPr>
+                            </w:pPr>
+                          </w:p>
+                        </w:txbxContent>
+                      </ns5:txbx>
+                      <ns5:bodyPr rot="0" spcFirstLastPara="0" vertOverflow="overflow" horzOverflow="overflow" vert="horz" wrap="square" lIns="91440" tIns="45720" rIns="91440" bIns="45720" numCol="1" spcCol="0" rtlCol="0" fromWordArt="0" anchor="t" anchorCtr="0" forceAA="0" compatLnSpc="1">
+                        <ns4:noAutofit/>
+                      </ns5:bodyPr>
+                    </ns5:wsp>
+                  </ns4:graphicData>
+                </ns4:graphic>
+              </ns3:anchor>
+            </w:drawing>
+          </ns1:Choice>
+          <ns1:Fallback>
+            <w:pict>
+              <ns6:shape id="_x0000_s1026" ns7:spid="_x0000_s1026" ns7:spt="202" type="#_x0000_t202" style="position:absolute;left:0pt;margin-left:-50.7pt;margin-top:-35.35pt;height:79.55pt;width:515.5pt;z-index:251659264;mso-width-relative:page;mso-height-relative:page;" filled="f" stroked="f" coordsize="21600,21600" ns7:gfxdata="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">
+                <ns6:fill on="f" focussize="0,0"/>
+                <ns6:stroke on="f" weight="0.5pt"/>
+                <ns6:imagedata ns7:title=""/>
+                <ns7:lock ns6:ext="edit" aspectratio="f"/>
+                <ns6:textbox>
+                  <w:txbxContent>
+                    <w:p ns2:paraId="518572BD">
+                      <w:pPr>
+                        <w:spacing w:after="156" w:afterLines="50"/>
+                        <w:jc w:val="center"/>
+                        <w:rPr>
+                          <w:rFonts w:ascii="宋体" w:hAnsi="宋体" w:eastAsia="宋体"/>
+                          <w:b/>
+                          <w:sz w:val="56"/>
+                          <w:szCs w:val="56"/>
+                        </w:rPr>
+                      </w:pPr>
+                      <w:r>
+                        <w:rPr>
+                          <w:rFonts w:hint="eastAsia" w:ascii="宋体" w:hAnsi="宋体" w:eastAsia="宋体"/>
+                          <w:b/>
+                          <w:sz w:val="56"/>
+                          <w:szCs w:val="56"/>
+                        </w:rPr>
+                        <w:t>会 议 纪 要</w:t>
+                      </w:r>
+                    </w:p>
+                    <w:p ns2:paraId="03EE037B">
+                      <w:pPr>
+                        <w:jc w:val="right"/>
+                        <w:rPr>
+                          <w:rFonts w:ascii="宋体" w:hAnsi="宋体" w:eastAsia="宋体"/>
+                          <w:b/>
+                          <w:sz w:val="20"/>
+                          <w:szCs w:val="21"/>
+                        </w:rPr>
+                      </w:pPr>
+                    </w:p>
+                  </w:txbxContent>
+                </ns6:textbox>
+              </ns6:shape>
+            </w:pict>
+          </ns1:Fallback>
+        </ns1:AlternateContent>
       </w:r>
     </w:p>
-    <w:p>
-      <w:r>
-        <w:rPr>
-          <w:sz w:val="22"/>
-        </w:rPr>
-        <w:t xml:space="preserve">会议编号：G10-2026-01</w:t>
-      </w:r>
-    </w:p>
-    <w:p>
-      <w:r>
-        <w:rPr>
-          <w:sz w:val="22"/>
-        </w:rPr>
-        <w:t xml:space="preserve">会议主题：项目初期商讨</w:t>
-      </w:r>
-    </w:p>
-    <w:p>
-      <w:r>
-        <w:rPr>
-          <w:sz w:val="22"/>
-        </w:rPr>
-        <w:t xml:space="preserve">参会人员：许霖烽、王振恺、虞子琰、袁萍、冯沛一</w:t>
-      </w:r>
-    </w:p>
-    <w:p>
-      <w:r>
-        <w:rPr>
-          <w:sz w:val="22"/>
-        </w:rPr>
-        <w:t xml:space="preserve">会议时间：2026-03-14</w:t>
-      </w:r>
-    </w:p>
-    <w:p>
-      <w:r>
-        <w:rPr>
-          <w:sz w:val="22"/>
-        </w:rPr>
-        <w:t xml:space="preserve">主持人：许霖烽</w:t>
-      </w:r>
-    </w:p>
-    <w:p>
-      <w:r>
-        <w:rPr>
-          <w:sz w:val="22"/>
-        </w:rPr>
-        <w:t xml:space="preserve">会议地点：理四-424</w:t>
-      </w:r>
-    </w:p>
-    <w:p>
-      <w:r>
-        <w:rPr>
-          <w:sz w:val="22"/>
-        </w:rPr>
-        <w:t xml:space="preserve">记录人：袁萍</w:t>
-      </w:r>
-    </w:p>
-    <w:p>
-      <w:r>
-        <w:rPr>
-          <w:b/>
-          <w:sz w:val="24"/>
-        </w:rPr>
-        <w:t xml:space="preserve">会议主要内容</w:t>
-      </w:r>
-    </w:p>
-    <w:p>
-      <w:r>
-        <w:rPr>
-          <w:sz w:val="22"/>
-        </w:rPr>
-        <w:t xml:space="preserve">1. 组长对校务智能问答机器人项目进行总体介绍，说明课程任务、预期交付物和团队协作方式。</w:t>
-      </w:r>
-    </w:p>
-    <w:p>
-      <w:r>
-        <w:rPr>
-          <w:sz w:val="22"/>
-        </w:rPr>
-        <w:t xml:space="preserve">2. 团队讨论项目实施路径，对需求分析、计划编制、文档整理和阶段评审进行初步拆分。</w:t>
-      </w:r>
-    </w:p>
-    <w:p>
-      <w:r>
-        <w:rPr>
-          <w:sz w:val="22"/>
-        </w:rPr>
-        <w:t xml:space="preserve">3. 建立初步里程碑，明确近期需完成项目章程、可行性分析、需求工程项目计划、PPT和会议记录。</w:t>
-      </w:r>
-    </w:p>
-    <w:p>
-      <w:r>
-        <w:rPr>
-          <w:sz w:val="22"/>
-        </w:rPr>
-        <w:t xml:space="preserve">4. 确认本周成果统一在2026-03-15 20:00前提交给组长汇总。</w:t>
-      </w:r>
-    </w:p>
-    <w:p>
-      <w:r>
-        <w:rPr>
-          <w:b/>
-          <w:sz w:val="24"/>
-        </w:rPr>
-        <w:t xml:space="preserve">任务分工</w:t>
-      </w:r>
-    </w:p>
-    <w:p>
-      <w:r>
-        <w:rPr>
-          <w:sz w:val="22"/>
-        </w:rPr>
-        <w:t xml:space="preserve">许霖烽：统筹规划汇总，协调成员提交材料并检查整体一致性。</w:t>
-      </w:r>
-    </w:p>
-    <w:p>
-      <w:r>
-        <w:rPr>
-          <w:sz w:val="22"/>
-        </w:rPr>
-        <w:t xml:space="preserve">虞子琰：撰写可行性分析报告，补充项目背景、可行性判断和风险说明。</w:t>
-      </w:r>
-    </w:p>
-    <w:p>
-      <w:r>
-        <w:rPr>
-          <w:sz w:val="22"/>
-        </w:rPr>
-        <w:t xml:space="preserve">王振恺：撰写需求工程项目计划，明确阶段安排、工作内容和交付节点。</w:t>
-      </w:r>
-    </w:p>
-    <w:p>
-      <w:r>
-        <w:rPr>
-          <w:sz w:val="22"/>
-        </w:rPr>
-        <w:t xml:space="preserve">袁萍：撰写PPT和会议记录，整理本次讨论结论。</w:t>
-      </w:r>
-    </w:p>
-    <w:p>
-      <w:r>
-        <w:rPr>
-          <w:sz w:val="22"/>
-        </w:rPr>
-        <w:t xml:space="preserve">冯沛一：撰写项目章程，明确项目目标、范围、角色和约束。</w:t>
-      </w:r>
-    </w:p>
-    <w:p>
-      <w:r>
-        <w:rPr>
-          <w:b/>
-          <w:sz w:val="24"/>
-        </w:rPr>
-        <w:t xml:space="preserve">备注</w:t>
-      </w:r>
-    </w:p>
-    <w:p>
-      <w:r>
-        <w:rPr>
-          <w:sz w:val="22"/>
-        </w:rPr>
-        <w:t xml:space="preserve">本次会议为项目启动讨论，后续会议按日期顺序延续编号。</w:t>
-      </w:r>
-    </w:p>
+    <w:p ns2:paraId="3A3E54E9"/>
     <w:sectPr>
       <w:pgSz w:w="11906" w:h="16838"/>
-      <w:pgMar w:top="1440" w:right="1440" w:bottom="1440" w:left="1440" w:header="708" w:footer="708" w:gutter="0"/>
-      <w:cols w:space="708"/>
-      <w:docGrid w:linePitch="312"/>
+      <w:pgMar w:top="1440" w:right="1800" w:bottom="1440" w:left="1800" w:header="851" w:footer="992" w:gutter="0"/>
+      <w:cols w:space="425" w:num="1"/>
+      <w:docGrid w:type="lines" w:linePitch="312" w:charSpace="0"/>
     </w:sectPr>
   </w:body>
 </w:document>
@@ -190,9 +931,9 @@
 <file path=word/numbering.xml><?xml version="1.0" encoding="utf-8"?>
 <w:numbering xmlns:wpc="http://schemas.microsoft.com/office/word/2010/wordprocessingCanvas" xmlns:mc="http://schemas.openxmlformats.org/markup-compatibility/2006" xmlns:o="urn:schemas-microsoft-com:office:office" xmlns:r="http://schemas.openxmlformats.org/officeDocument/2006/relationships" xmlns:m="http://schemas.openxmlformats.org/officeDocument/2006/math" xmlns:v="urn:schemas-microsoft-com:vml" xmlns:wp14="http://schemas.microsoft.com/office/word/2010/wordprocessingDrawing" xmlns:wp="http://schemas.openxmlformats.org/drawingml/2006/wordprocessingDrawing" xmlns:w10="urn:schemas-microsoft-com:office:word" xmlns:w="http://schemas.openxmlformats.org/wordprocessingml/2006/main" xmlns:w14="http://schemas.microsoft.com/office/word/2010/wordml" xmlns:wpg="http://schemas.microsoft.com/office/word/2010/wordprocessingGroup" xmlns:wpi="http://schemas.microsoft.com/office/word/2010/wordprocessingInk" xmlns:wne="http://schemas.microsoft.com/office/word/2006/wordml" xmlns:wps="http://schemas.microsoft.com/office/word/2010/wordprocessingShape" xmlns:wpsCustomData="http://www.wps.cn/officeDocument/2013/wpsCustomData" mc:Ignorable="w14 wp14">
   <w:abstractNum w:abstractNumId="0">
-    <w:nsid w:val="A26D6EDE"/>
-    <w:multiLevelType w:val="singleLevel"/>
-    <w:tmpl w:val="A26D6EDE"/>
+    <w:nsid w:val="95A28B94"/>
+    <w:multiLevelType w:val="multilevel"/>
+    <w:tmpl w:val="95A28B94"/>
     <w:lvl w:ilvl="0" w:tentative="0">
       <w:start w:val="1"/>
       <w:numFmt w:val="decimal"/>
@@ -200,12 +941,297 @@
       <w:lvlJc w:val="left"/>
       <w:pPr>
         <w:tabs>
-          <w:tab w:val="left" w:pos="312"/>
+          <w:tab w:val="left" w:pos="720"/>
         </w:tabs>
+        <w:ind w:left="720" w:hanging="360"/>
       </w:pPr>
+      <w:rPr>
+        <w:sz w:val="24"/>
+        <w:szCs w:val="24"/>
+      </w:rPr>
+    </w:lvl>
+    <w:lvl w:ilvl="1" w:tentative="0">
+      <w:start w:val="1"/>
+      <w:numFmt w:val="decimal"/>
+      <w:lvlText w:val="%2."/>
+      <w:lvlJc w:val="left"/>
+      <w:pPr>
+        <w:tabs>
+          <w:tab w:val="left" w:pos="1440"/>
+        </w:tabs>
+        <w:ind w:left="1440" w:hanging="360"/>
+      </w:pPr>
+      <w:rPr>
+        <w:sz w:val="24"/>
+        <w:szCs w:val="24"/>
+      </w:rPr>
+    </w:lvl>
+    <w:lvl w:ilvl="2" w:tentative="0">
+      <w:start w:val="1"/>
+      <w:numFmt w:val="decimal"/>
+      <w:lvlText w:val="%3."/>
+      <w:lvlJc w:val="left"/>
+      <w:pPr>
+        <w:tabs>
+          <w:tab w:val="left" w:pos="2160"/>
+        </w:tabs>
+        <w:ind w:left="2160" w:hanging="360"/>
+      </w:pPr>
+      <w:rPr>
+        <w:sz w:val="24"/>
+        <w:szCs w:val="24"/>
+      </w:rPr>
+    </w:lvl>
+    <w:lvl w:ilvl="3" w:tentative="0">
+      <w:start w:val="1"/>
+      <w:numFmt w:val="decimal"/>
+      <w:lvlText w:val="%4."/>
+      <w:lvlJc w:val="left"/>
+      <w:pPr>
+        <w:tabs>
+          <w:tab w:val="left" w:pos="2517"/>
+        </w:tabs>
+        <w:ind w:left="2880" w:hanging="360"/>
+      </w:pPr>
+      <w:rPr>
+        <w:sz w:val="24"/>
+        <w:szCs w:val="24"/>
+      </w:rPr>
+    </w:lvl>
+    <w:lvl w:ilvl="4" w:tentative="0">
+      <w:start w:val="1"/>
+      <w:numFmt w:val="decimal"/>
+      <w:lvlText w:val="%5."/>
+      <w:lvlJc w:val="left"/>
+      <w:pPr>
+        <w:tabs>
+          <w:tab w:val="left" w:pos="3238"/>
+        </w:tabs>
+        <w:ind w:left="3600" w:hanging="360"/>
+      </w:pPr>
+      <w:rPr>
+        <w:sz w:val="24"/>
+        <w:szCs w:val="24"/>
+      </w:rPr>
+    </w:lvl>
+    <w:lvl w:ilvl="5" w:tentative="0">
+      <w:start w:val="1"/>
+      <w:numFmt w:val="decimal"/>
+      <w:lvlText w:val="%6."/>
+      <w:lvlJc w:val="left"/>
+      <w:pPr>
+        <w:tabs>
+          <w:tab w:val="left" w:pos="3958"/>
+        </w:tabs>
+        <w:ind w:left="4320" w:hanging="360"/>
+      </w:pPr>
+      <w:rPr>
+        <w:sz w:val="24"/>
+        <w:szCs w:val="24"/>
+      </w:rPr>
+    </w:lvl>
+    <w:lvl w:ilvl="6" w:tentative="0">
+      <w:start w:val="1"/>
+      <w:numFmt w:val="decimal"/>
+      <w:lvlText w:val="%7."/>
+      <w:lvlJc w:val="left"/>
+      <w:pPr>
+        <w:tabs>
+          <w:tab w:val="left" w:pos="4678"/>
+        </w:tabs>
+        <w:ind w:left="5040" w:hanging="360"/>
+      </w:pPr>
+      <w:rPr>
+        <w:sz w:val="24"/>
+        <w:szCs w:val="24"/>
+      </w:rPr>
+    </w:lvl>
+    <w:lvl w:ilvl="7" w:tentative="0">
+      <w:start w:val="1"/>
+      <w:numFmt w:val="decimal"/>
+      <w:lvlText w:val="%8."/>
+      <w:lvlJc w:val="left"/>
+      <w:pPr>
+        <w:tabs>
+          <w:tab w:val="left" w:pos="5398"/>
+        </w:tabs>
+        <w:ind w:left="5760" w:hanging="360"/>
+      </w:pPr>
+      <w:rPr>
+        <w:sz w:val="24"/>
+        <w:szCs w:val="24"/>
+      </w:rPr>
+    </w:lvl>
+    <w:lvl w:ilvl="8" w:tentative="0">
+      <w:start w:val="1"/>
+      <w:numFmt w:val="decimal"/>
+      <w:lvlText w:val="%9."/>
+      <w:lvlJc w:val="left"/>
+      <w:pPr>
+        <w:tabs>
+          <w:tab w:val="left" w:pos="6118"/>
+        </w:tabs>
+        <w:ind w:left="6480" w:hanging="360"/>
+      </w:pPr>
+      <w:rPr>
+        <w:sz w:val="24"/>
+        <w:szCs w:val="24"/>
+      </w:rPr>
+    </w:lvl>
+  </w:abstractNum>
+  <w:abstractNum w:abstractNumId="1">
+    <w:nsid w:val="675627AA"/>
+    <w:multiLevelType w:val="multilevel"/>
+    <w:tmpl w:val="675627AA"/>
+    <w:lvl w:ilvl="0" w:tentative="0">
+      <w:start w:val="1"/>
+      <w:numFmt w:val="decimal"/>
+      <w:lvlText w:val="%1."/>
+      <w:lvlJc w:val="left"/>
+      <w:pPr>
+        <w:tabs>
+          <w:tab w:val="left" w:pos="720"/>
+        </w:tabs>
+        <w:ind w:left="720" w:hanging="360"/>
+      </w:pPr>
+      <w:rPr>
+        <w:sz w:val="24"/>
+        <w:szCs w:val="24"/>
+      </w:rPr>
+    </w:lvl>
+    <w:lvl w:ilvl="1" w:tentative="0">
+      <w:start w:val="1"/>
+      <w:numFmt w:val="decimal"/>
+      <w:lvlText w:val="%2."/>
+      <w:lvlJc w:val="left"/>
+      <w:pPr>
+        <w:tabs>
+          <w:tab w:val="left" w:pos="1440"/>
+        </w:tabs>
+        <w:ind w:left="1440" w:hanging="360"/>
+      </w:pPr>
+      <w:rPr>
+        <w:sz w:val="24"/>
+        <w:szCs w:val="24"/>
+      </w:rPr>
+    </w:lvl>
+    <w:lvl w:ilvl="2" w:tentative="0">
+      <w:start w:val="1"/>
+      <w:numFmt w:val="decimal"/>
+      <w:lvlText w:val="%3."/>
+      <w:lvlJc w:val="left"/>
+      <w:pPr>
+        <w:tabs>
+          <w:tab w:val="left" w:pos="2160"/>
+        </w:tabs>
+        <w:ind w:left="2160" w:hanging="360"/>
+      </w:pPr>
+      <w:rPr>
+        <w:sz w:val="24"/>
+        <w:szCs w:val="24"/>
+      </w:rPr>
+    </w:lvl>
+    <w:lvl w:ilvl="3" w:tentative="0">
+      <w:start w:val="1"/>
+      <w:numFmt w:val="decimal"/>
+      <w:lvlText w:val="%4."/>
+      <w:lvlJc w:val="left"/>
+      <w:pPr>
+        <w:tabs>
+          <w:tab w:val="left" w:pos="2517"/>
+        </w:tabs>
+        <w:ind w:left="2880" w:hanging="360"/>
+      </w:pPr>
+      <w:rPr>
+        <w:sz w:val="24"/>
+        <w:szCs w:val="24"/>
+      </w:rPr>
+    </w:lvl>
+    <w:lvl w:ilvl="4" w:tentative="0">
+      <w:start w:val="1"/>
+      <w:numFmt w:val="decimal"/>
+      <w:lvlText w:val="%5."/>
+      <w:lvlJc w:val="left"/>
+      <w:pPr>
+        <w:tabs>
+          <w:tab w:val="left" w:pos="3238"/>
+        </w:tabs>
+        <w:ind w:left="3600" w:hanging="360"/>
+      </w:pPr>
+      <w:rPr>
+        <w:sz w:val="24"/>
+        <w:szCs w:val="24"/>
+      </w:rPr>
+    </w:lvl>
+    <w:lvl w:ilvl="5" w:tentative="0">
+      <w:start w:val="1"/>
+      <w:numFmt w:val="decimal"/>
+      <w:lvlText w:val="%6."/>
+      <w:lvlJc w:val="left"/>
+      <w:pPr>
+        <w:tabs>
+          <w:tab w:val="left" w:pos="3958"/>
+        </w:tabs>
+        <w:ind w:left="4320" w:hanging="360"/>
+      </w:pPr>
+      <w:rPr>
+        <w:sz w:val="24"/>
+        <w:szCs w:val="24"/>
+      </w:rPr>
+    </w:lvl>
+    <w:lvl w:ilvl="6" w:tentative="0">
+      <w:start w:val="1"/>
+      <w:numFmt w:val="decimal"/>
+      <w:lvlText w:val="%7."/>
+      <w:lvlJc w:val="left"/>
+      <w:pPr>
+        <w:tabs>
+          <w:tab w:val="left" w:pos="4678"/>
+        </w:tabs>
+        <w:ind w:left="5040" w:hanging="360"/>
+      </w:pPr>
+      <w:rPr>
+        <w:sz w:val="24"/>
+        <w:szCs w:val="24"/>
+      </w:rPr>
+    </w:lvl>
+    <w:lvl w:ilvl="7" w:tentative="0">
+      <w:start w:val="1"/>
+      <w:numFmt w:val="decimal"/>
+      <w:lvlText w:val="%8."/>
+      <w:lvlJc w:val="left"/>
+      <w:pPr>
+        <w:tabs>
+          <w:tab w:val="left" w:pos="5398"/>
+        </w:tabs>
+        <w:ind w:left="5760" w:hanging="360"/>
+      </w:pPr>
+      <w:rPr>
+        <w:sz w:val="24"/>
+        <w:szCs w:val="24"/>
+      </w:rPr>
+    </w:lvl>
+    <w:lvl w:ilvl="8" w:tentative="0">
+      <w:start w:val="1"/>
+      <w:numFmt w:val="decimal"/>
+      <w:lvlText w:val="%9."/>
+      <w:lvlJc w:val="left"/>
+      <w:pPr>
+        <w:tabs>
+          <w:tab w:val="left" w:pos="6118"/>
+        </w:tabs>
+        <w:ind w:left="6480" w:hanging="360"/>
+      </w:pPr>
+      <w:rPr>
+        <w:sz w:val="24"/>
+        <w:szCs w:val="24"/>
+      </w:rPr>
     </w:lvl>
   </w:abstractNum>
   <w:num w:numId="1">
+    <w:abstractNumId w:val="1"/>
+  </w:num>
+  <w:num w:numId="2">
     <w:abstractNumId w:val="0"/>
   </w:num>
 </w:numbering>
@@ -216,7 +1242,7 @@
   <w:docDefaults>
     <w:rPrDefault>
       <w:rPr>
-        <w:rFonts w:asciiTheme="minorHAnsi" w:hAnsiTheme="minorHAnsi" w:eastAsiaTheme="minorEastAsia" w:cstheme="minorBidi"/>
+        <w:rFonts w:ascii="Times New Roman" w:hAnsi="Times New Roman" w:eastAsia="宋体" w:cs="Times New Roman"/>
       </w:rPr>
     </w:rPrDefault>
     <w:pPrDefault/>
@@ -325,7 +1351,7 @@
     <w:lsdException w:unhideWhenUsed="0" w:uiPriority="0" w:semiHidden="0" w:name="HTML Sample"/>
     <w:lsdException w:unhideWhenUsed="0" w:uiPriority="0" w:semiHidden="0" w:name="HTML Typewriter"/>
     <w:lsdException w:unhideWhenUsed="0" w:uiPriority="0" w:semiHidden="0" w:name="HTML Variable"/>
-    <w:lsdException w:qFormat="1" w:unhideWhenUsed="0" w:uiPriority="0" w:name="Normal Table"/>
+    <w:lsdException w:unhideWhenUsed="0" w:uiPriority="0" w:name="Normal Table"/>
     <w:lsdException w:unhideWhenUsed="0" w:uiPriority="0" w:semiHidden="0" w:name="annotation subject"/>
     <w:lsdException w:unhideWhenUsed="0" w:uiPriority="0" w:semiHidden="0" w:name="Table Simple 1"/>
     <w:lsdException w:unhideWhenUsed="0" w:uiPriority="0" w:semiHidden="0" w:name="Table Simple 2"/>
@@ -487,16 +1513,37 @@
       <w:lang w:val="en-US" w:eastAsia="zh-CN" w:bidi="ar-SA"/>
     </w:rPr>
   </w:style>
-  <w:style w:type="character" w:default="1" w:styleId="4">
+  <w:style w:type="paragraph" w:styleId="2">
+    <w:name w:val="heading 3"/>
+    <w:basedOn w:val="1"/>
+    <w:next w:val="1"/>
+    <w:semiHidden/>
+    <w:unhideWhenUsed/>
+    <w:qFormat/>
+    <w:uiPriority w:val="0"/>
+    <w:pPr>
+      <w:spacing w:before="0" w:beforeAutospacing="1" w:after="0" w:afterAutospacing="1"/>
+      <w:jc w:val="left"/>
+    </w:pPr>
+    <w:rPr>
+      <w:rFonts w:hint="eastAsia" w:ascii="宋体" w:hAnsi="宋体" w:eastAsia="宋体" w:cs="宋体"/>
+      <w:b/>
+      <w:bCs/>
+      <w:kern w:val="0"/>
+      <w:sz w:val="27"/>
+      <w:szCs w:val="27"/>
+      <w:lang w:val="en-US" w:eastAsia="zh-CN" w:bidi="ar"/>
+    </w:rPr>
+  </w:style>
+  <w:style w:type="character" w:default="1" w:styleId="5">
     <w:name w:val="Default Paragraph Font"/>
     <w:semiHidden/>
     <w:qFormat/>
     <w:uiPriority w:val="0"/>
   </w:style>
-  <w:style w:type="table" w:default="1" w:styleId="2">
+  <w:style w:type="table" w:default="1" w:styleId="3">
     <w:name w:val="Normal Table"/>
     <w:semiHidden/>
-    <w:qFormat/>
     <w:uiPriority w:val="0"/>
     <w:tblPr>
       <w:tblCellMar>
@@ -507,9 +1554,9 @@
       </w:tblCellMar>
     </w:tblPr>
   </w:style>
-  <w:style w:type="table" w:styleId="3">
+  <w:style w:type="table" w:styleId="4">
     <w:name w:val="Table Grid"/>
-    <w:basedOn w:val="2"/>
+    <w:basedOn w:val="3"/>
     <w:qFormat/>
     <w:uiPriority w:val="0"/>
     <w:pPr>
@@ -526,6 +1573,15 @@
         <w:insideV w:val="single" w:color="auto" w:sz="4" w:space="0"/>
       </w:tblBorders>
     </w:tblPr>
+  </w:style>
+  <w:style w:type="character" w:styleId="6">
+    <w:name w:val="Strong"/>
+    <w:basedOn w:val="5"/>
+    <w:qFormat/>
+    <w:uiPriority w:val="0"/>
+    <w:rPr>
+      <w:b/>
+    </w:rPr>
   </w:style>
 </w:styles>
 </file>
@@ -576,7 +1632,7 @@
         <a:latin typeface="Calibri Light"/>
         <a:ea typeface=""/>
         <a:cs typeface=""/>
-        <a:font script="Jpan" typeface="ＭＳ ゴシック"/>
+        <a:font script="Jpan" typeface="游ゴシック Light"/>
         <a:font script="Hang" typeface="맑은 고딕"/>
         <a:font script="Hans" typeface="宋体"/>
         <a:font script="Hant" typeface="新細明體"/>
@@ -611,7 +1667,7 @@
         <a:latin typeface="Calibri"/>
         <a:ea typeface=""/>
         <a:cs typeface=""/>
-        <a:font script="Jpan" typeface="ＭＳ 明朝"/>
+        <a:font script="Jpan" typeface="游明朝"/>
         <a:font script="Hang" typeface="맑은 고딕"/>
         <a:font script="Hans" typeface="宋体"/>
         <a:font script="Hant" typeface="新細明體"/>

--- a/01-会议纪要/会议纪要(2026.3.14).docx
+++ b/01-会议纪要/会议纪要(2026.3.14).docx
@@ -1,6 +1,6 @@
 
 <file path=word/document.xml><?xml version="1.0" encoding="utf-8"?>
-<w:document xmlns:ns1="http://schemas.openxmlformats.org/markup-compatibility/2006" xmlns:ns2="http://schemas.microsoft.com/office/word/2010/wordml" xmlns:ns3="http://schemas.openxmlformats.org/drawingml/2006/wordprocessingDrawing" xmlns:ns4="http://schemas.openxmlformats.org/drawingml/2006/main" xmlns:ns5="http://schemas.microsoft.com/office/word/2010/wordprocessingShape" xmlns:ns6="urn:schemas-microsoft-com:vml" xmlns:ns7="urn:schemas-microsoft-com:office:office" xmlns:w="http://schemas.openxmlformats.org/wordprocessingml/2006/main" ns1:Ignorable="w14 w15 wp14">
+<w:document xmlns:wps="http://schemas.microsoft.com/office/word/2010/wordprocessingShape" xmlns:w14="http://schemas.microsoft.com/office/word/2010/wordml" xmlns:w15="http://schemas.microsoft.com/office/word/2012/wordml" xmlns:wp14="http://schemas.microsoft.com/office/word/2010/wordprocessingDrawing" xmlns:ns1="http://schemas.openxmlformats.org/markup-compatibility/2006" xmlns:ns2="http://schemas.microsoft.com/office/word/2010/wordml" xmlns:ns3="http://schemas.openxmlformats.org/drawingml/2006/wordprocessingDrawing" xmlns:ns4="http://schemas.openxmlformats.org/drawingml/2006/main" xmlns:ns5="http://schemas.microsoft.com/office/word/2010/wordprocessingShape" xmlns:ns6="urn:schemas-microsoft-com:vml" xmlns:ns7="urn:schemas-microsoft-com:office:office" xmlns:w="http://schemas.openxmlformats.org/wordprocessingml/2006/main" ns1:Ignorable="w14 w15 wp14">
   <w:body>
     <w:tbl>
       <w:tblPr>
